--- a/Jaraad-Ramsey-Resume-2026.docx
+++ b/Jaraad-Ramsey-Resume-2026.docx
@@ -31,7 +31,7 @@
           <w:color w:val="4E4E4E"/>
           <w:sz w:val="17"/>
         </w:rPr>
-        <w:t>Mullaloo, Western Australia  |  0478 417 858  |  jaraad05@gmail.com</w:t>
+        <w:t>Mullaloo, Western Australia  |  0478 417 858  |  jaraad05@gmail.com  |  jaraadramsey.com</w:t>
       </w:r>
     </w:p>
     <w:p>

--- a/Jaraad-Ramsey-Resume-2026.docx
+++ b/Jaraad-Ramsey-Resume-2026.docx
@@ -5,15 +5,16 @@
     <w:p>
       <w:pPr>
         <w:keepNext/>
-        <w:spacing w:after="20"/>
+        <w:widowControl/>
+        <w:spacing w:after="260" w:before="0" w:lineRule="auto" w:line="240"/>
       </w:pPr>
       <w:r>
         <w:rPr>
           <w:rFonts w:ascii="Arial" w:hAnsi="Arial"/>
           <w:b/>
           <w:i w:val="0"/>
-          <w:color w:val="050505"/>
-          <w:sz w:val="50"/>
+          <w:color w:val="000000"/>
+          <w:sz w:val="54"/>
         </w:rPr>
         <w:t>JARAAD RAMSEY</w:t>
       </w:r>
@@ -21,30 +22,33 @@
     <w:p>
       <w:pPr>
         <w:keepNext/>
-        <w:spacing w:after="180"/>
+        <w:widowControl/>
+        <w:spacing w:after="580" w:before="0" w:lineRule="auto" w:line="240"/>
       </w:pPr>
       <w:r>
         <w:rPr>
           <w:rFonts w:ascii="Arial" w:hAnsi="Arial"/>
           <w:b w:val="0"/>
           <w:i w:val="0"/>
-          <w:color w:val="4E4E4E"/>
-          <w:sz w:val="17"/>
+          <w:color w:val="555555"/>
+          <w:sz w:val="20"/>
         </w:rPr>
         <w:t>Mullaloo, Western Australia  |  0478 417 858  |  jaraad05@gmail.com  |  jaraadramsey.com</w:t>
       </w:r>
     </w:p>
     <w:p>
       <w:pPr>
-        <w:spacing w:after="100" w:line="269" w:lineRule="auto"/>
+        <w:keepNext w:val="0"/>
+        <w:widowControl/>
+        <w:spacing w:after="500" w:line="307" w:lineRule="auto" w:before="0"/>
       </w:pPr>
       <w:r>
         <w:rPr>
           <w:rFonts w:ascii="Arial" w:hAnsi="Arial"/>
           <w:b w:val="0"/>
           <w:i w:val="0"/>
-          <w:color w:val="050505"/>
-          <w:sz w:val="18"/>
+          <w:color w:val="000000"/>
+          <w:sz w:val="21"/>
         </w:rPr>
         <w:t>Dependable and adaptable worker with experience in technical, operational and team-based environments. A clear communicator who learns workplace systems quickly, approaches practical tasks carefully and contributes consistently. Seeking reliable part-time work while completing Certificates III &amp; IV in Fitness.</w:t>
       </w:r>
@@ -52,26 +56,36 @@
     <w:p>
       <w:pPr>
         <w:pStyle w:val="SectionHeading"/>
+        <w:keepNext/>
+        <w:widowControl/>
         <w:pBdr>
           <w:bottom w:val="single" w:sz="6" w:space="3" w:color="D9D9D9"/>
         </w:pBdr>
+        <w:spacing w:before="440" w:after="320" w:lineRule="auto" w:line="240"/>
       </w:pPr>
       <w:r>
+        <w:rPr>
+          <w:rFonts w:ascii="Arial" w:hAnsi="Arial"/>
+          <w:b/>
+          <w:color w:val="000000"/>
+          <w:sz w:val="20"/>
+        </w:rPr>
         <w:t>EXPERIENCE</w:t>
       </w:r>
     </w:p>
     <w:p>
       <w:pPr>
         <w:keepNext/>
-        <w:spacing w:after="20"/>
+        <w:widowControl/>
+        <w:spacing w:after="180" w:before="0" w:lineRule="auto" w:line="240"/>
       </w:pPr>
       <w:r>
         <w:rPr>
           <w:rFonts w:ascii="Arial" w:hAnsi="Arial"/>
           <w:b/>
           <w:i w:val="0"/>
-          <w:color w:val="050505"/>
-          <w:sz w:val="22"/>
+          <w:color w:val="000000"/>
+          <w:sz w:val="24"/>
         </w:rPr>
         <w:t>Subsea Operator / Technician</w:t>
       </w:r>
@@ -79,15 +93,16 @@
     <w:p>
       <w:pPr>
         <w:keepNext/>
-        <w:spacing w:after="80"/>
+        <w:widowControl/>
+        <w:spacing w:after="320" w:before="0" w:lineRule="auto" w:line="240"/>
       </w:pPr>
       <w:r>
         <w:rPr>
           <w:rFonts w:ascii="Arial" w:hAnsi="Arial"/>
           <w:b w:val="0"/>
           <w:i w:val="0"/>
-          <w:color w:val="4E4E4E"/>
-          <w:sz w:val="17"/>
+          <w:color w:val="555555"/>
+          <w:sz w:val="20"/>
         </w:rPr>
         <w:t>Expro - Perth Base  |  2024-2026</w:t>
       </w:r>
@@ -95,55 +110,96 @@
     <w:p>
       <w:pPr>
         <w:pStyle w:val="ResumeBullet"/>
+        <w:keepNext w:val="0"/>
+        <w:widowControl/>
+        <w:spacing w:before="0" w:after="270" w:lineRule="auto" w:line="288"/>
       </w:pPr>
       <w:r>
+        <w:rPr>
+          <w:rFonts w:ascii="Arial" w:hAnsi="Arial"/>
+          <w:color w:val="000000"/>
+          <w:sz w:val="21"/>
+        </w:rPr>
         <w:t>Supported internal teams with troubleshooting and technical or operational issues.</w:t>
       </w:r>
     </w:p>
     <w:p>
       <w:pPr>
         <w:pStyle w:val="ResumeBullet"/>
+        <w:keepNext w:val="0"/>
+        <w:widowControl/>
+        <w:spacing w:before="0" w:after="270" w:lineRule="auto" w:line="288"/>
       </w:pPr>
       <w:r>
+        <w:rPr>
+          <w:rFonts w:ascii="Arial" w:hAnsi="Arial"/>
+          <w:color w:val="000000"/>
+          <w:sz w:val="21"/>
+        </w:rPr>
         <w:t>Followed equipment processes and safety-conscious workplace procedures.</w:t>
       </w:r>
     </w:p>
     <w:p>
       <w:pPr>
         <w:pStyle w:val="ResumeBullet"/>
+        <w:keepNext w:val="0"/>
+        <w:widowControl/>
+        <w:spacing w:before="0" w:after="270" w:lineRule="auto" w:line="288"/>
       </w:pPr>
       <w:r>
+        <w:rPr>
+          <w:rFonts w:ascii="Arial" w:hAnsi="Arial"/>
+          <w:color w:val="000000"/>
+          <w:sz w:val="21"/>
+        </w:rPr>
         <w:t>Maintained accurate records and completed work carefully under deadlines.</w:t>
       </w:r>
     </w:p>
     <w:p>
       <w:pPr>
         <w:pStyle w:val="ResumeBullet"/>
+        <w:keepNext w:val="0"/>
+        <w:widowControl/>
+        <w:spacing w:before="0" w:after="270" w:lineRule="auto" w:line="288"/>
       </w:pPr>
       <w:r>
+        <w:rPr>
+          <w:rFonts w:ascii="Arial" w:hAnsi="Arial"/>
+          <w:color w:val="000000"/>
+          <w:sz w:val="21"/>
+        </w:rPr>
         <w:t>Explained unfamiliar tools, processes and systems clearly to colleagues and contractors.</w:t>
       </w:r>
     </w:p>
     <w:p>
       <w:pPr>
         <w:pStyle w:val="ResumeBullet"/>
+        <w:keepNext w:val="0"/>
+        <w:widowControl/>
+        <w:spacing w:before="0" w:after="270" w:lineRule="auto" w:line="288"/>
       </w:pPr>
       <w:r>
+        <w:rPr>
+          <w:rFonts w:ascii="Arial" w:hAnsi="Arial"/>
+          <w:color w:val="000000"/>
+          <w:sz w:val="21"/>
+        </w:rPr>
         <w:t>Worked effectively both independently and as part of a team.</w:t>
       </w:r>
     </w:p>
     <w:p>
       <w:pPr>
         <w:keepNext/>
-        <w:spacing w:before="80" w:after="40"/>
+        <w:widowControl/>
+        <w:spacing w:before="360" w:after="180" w:lineRule="auto" w:line="240"/>
       </w:pPr>
       <w:r>
         <w:rPr>
           <w:rFonts w:ascii="Arial" w:hAnsi="Arial"/>
           <w:b/>
           <w:i w:val="0"/>
-          <w:color w:val="050505"/>
-          <w:sz w:val="20"/>
+          <w:color w:val="000000"/>
+          <w:sz w:val="24"/>
         </w:rPr>
         <w:t>Technical Support - Informal Experience</w:t>
       </w:r>
@@ -151,42 +207,68 @@
     <w:p>
       <w:pPr>
         <w:pStyle w:val="ResumeBullet"/>
+        <w:keepNext w:val="0"/>
+        <w:widowControl/>
+        <w:spacing w:before="0" w:after="270" w:lineRule="auto" w:line="288"/>
       </w:pPr>
       <w:r>
+        <w:rPr>
+          <w:rFonts w:ascii="Arial" w:hAnsi="Arial"/>
+          <w:color w:val="000000"/>
+          <w:sz w:val="21"/>
+        </w:rPr>
         <w:t>Assist family and friends with smartphones, computers, software and connectivity issues.</w:t>
       </w:r>
     </w:p>
     <w:p>
       <w:pPr>
         <w:pStyle w:val="ResumeBullet"/>
+        <w:keepNext w:val="0"/>
+        <w:widowControl/>
+        <w:spacing w:before="0" w:after="270" w:lineRule="auto" w:line="288"/>
       </w:pPr>
       <w:r>
+        <w:rPr>
+          <w:rFonts w:ascii="Arial" w:hAnsi="Arial"/>
+          <w:color w:val="000000"/>
+          <w:sz w:val="21"/>
+        </w:rPr>
         <w:t>Troubleshoot common technology problems and explain solutions in plain language.</w:t>
       </w:r>
     </w:p>
     <w:p>
       <w:pPr>
         <w:pStyle w:val="SectionHeading"/>
+        <w:keepNext/>
+        <w:widowControl/>
         <w:pBdr>
           <w:bottom w:val="single" w:sz="6" w:space="3" w:color="D9D9D9"/>
         </w:pBdr>
+        <w:spacing w:before="440" w:after="320" w:lineRule="auto" w:line="240"/>
       </w:pPr>
       <w:r>
+        <w:rPr>
+          <w:rFonts w:ascii="Arial" w:hAnsi="Arial"/>
+          <w:b/>
+          <w:color w:val="000000"/>
+          <w:sz w:val="20"/>
+        </w:rPr>
         <w:t>EDUCATION &amp; DEVELOPMENT</w:t>
       </w:r>
     </w:p>
     <w:p>
       <w:pPr>
         <w:keepNext/>
-        <w:spacing w:after="0"/>
+        <w:widowControl/>
+        <w:spacing w:after="180" w:before="0" w:lineRule="auto" w:line="240"/>
       </w:pPr>
       <w:r>
         <w:rPr>
           <w:rFonts w:ascii="Arial" w:hAnsi="Arial"/>
           <w:b/>
           <w:i w:val="0"/>
-          <w:color w:val="050505"/>
-          <w:sz w:val="20"/>
+          <w:color w:val="000000"/>
+          <w:sz w:val="24"/>
         </w:rPr>
         <w:t>Certificates III &amp; IV in Fitness</w:t>
       </w:r>
@@ -194,30 +276,33 @@
     <w:p>
       <w:pPr>
         <w:keepNext/>
-        <w:spacing w:after="20"/>
+        <w:widowControl/>
+        <w:spacing w:after="320" w:before="0" w:lineRule="auto" w:line="240"/>
       </w:pPr>
       <w:r>
         <w:rPr>
           <w:rFonts w:ascii="Arial" w:hAnsi="Arial"/>
           <w:b w:val="0"/>
           <w:i w:val="0"/>
-          <w:color w:val="4E4E4E"/>
-          <w:sz w:val="17"/>
+          <w:color w:val="555555"/>
+          <w:sz w:val="20"/>
         </w:rPr>
         <w:t>Current</w:t>
       </w:r>
     </w:p>
     <w:p>
       <w:pPr>
-        <w:spacing w:after="80"/>
+        <w:keepNext w:val="0"/>
+        <w:widowControl/>
+        <w:spacing w:after="440" w:before="0" w:lineRule="auto" w:line="276"/>
       </w:pPr>
       <w:r>
         <w:rPr>
           <w:rFonts w:ascii="Arial" w:hAnsi="Arial"/>
           <w:b w:val="0"/>
           <w:i w:val="0"/>
-          <w:color w:val="050505"/>
-          <w:sz w:val="17"/>
+          <w:color w:val="000000"/>
+          <w:sz w:val="21"/>
         </w:rPr>
         <w:t>Developing knowledge in client screening, exercise programming, safety and professional practice.</w:t>
       </w:r>
@@ -225,31 +310,33 @@
     <w:p>
       <w:pPr>
         <w:keepNext/>
-        <w:spacing w:after="0"/>
+        <w:widowControl/>
+        <w:spacing w:after="180" w:before="360" w:lineRule="auto" w:line="240"/>
       </w:pPr>
       <w:r>
         <w:rPr>
           <w:rFonts w:ascii="Arial" w:hAnsi="Arial"/>
           <w:b/>
           <w:i w:val="0"/>
-          <w:color w:val="050505"/>
-          <w:sz w:val="20"/>
+          <w:color w:val="000000"/>
+          <w:sz w:val="24"/>
         </w:rPr>
         <w:t>Bachelor of Engineering - Engineering Foundations</w:t>
       </w:r>
     </w:p>
     <w:p>
       <w:pPr>
-        <w:keepNext w:val="0"/>
-        <w:spacing w:after="80"/>
+        <w:keepNext/>
+        <w:widowControl/>
+        <w:spacing w:after="320" w:before="0" w:lineRule="auto" w:line="240"/>
       </w:pPr>
       <w:r>
         <w:rPr>
           <w:rFonts w:ascii="Arial" w:hAnsi="Arial"/>
           <w:b w:val="0"/>
           <w:i w:val="0"/>
-          <w:color w:val="4E4E4E"/>
-          <w:sz w:val="17"/>
+          <w:color w:val="555555"/>
+          <w:sz w:val="20"/>
         </w:rPr>
         <w:t>Curtin University  |  2025-Present</w:t>
       </w:r>
@@ -257,15 +344,16 @@
     <w:p>
       <w:pPr>
         <w:keepNext/>
-        <w:spacing w:after="0"/>
+        <w:widowControl/>
+        <w:spacing w:after="180" w:before="360" w:lineRule="auto" w:line="240"/>
       </w:pPr>
       <w:r>
         <w:rPr>
           <w:rFonts w:ascii="Arial" w:hAnsi="Arial"/>
           <w:b/>
           <w:i w:val="0"/>
-          <w:color w:val="050505"/>
-          <w:sz w:val="20"/>
+          <w:color w:val="000000"/>
+          <w:sz w:val="24"/>
         </w:rPr>
         <w:t>ATAR 90.10</w:t>
       </w:r>
@@ -273,30 +361,33 @@
     <w:p>
       <w:pPr>
         <w:keepNext/>
-        <w:spacing w:after="20"/>
+        <w:widowControl/>
+        <w:spacing w:after="320" w:before="0" w:lineRule="auto" w:line="240"/>
       </w:pPr>
       <w:r>
         <w:rPr>
           <w:rFonts w:ascii="Arial" w:hAnsi="Arial"/>
           <w:b w:val="0"/>
           <w:i w:val="0"/>
-          <w:color w:val="4E4E4E"/>
-          <w:sz w:val="17"/>
+          <w:color w:val="555555"/>
+          <w:sz w:val="20"/>
         </w:rPr>
         <w:t>Ocean Reef Senior High School  |  Graduated 2023</w:t>
       </w:r>
     </w:p>
     <w:p>
       <w:pPr>
-        <w:spacing w:after="80"/>
+        <w:keepNext w:val="0"/>
+        <w:widowControl/>
+        <w:spacing w:after="460" w:before="0" w:lineRule="auto" w:line="276"/>
       </w:pPr>
       <w:r>
         <w:rPr>
           <w:rFonts w:ascii="Arial" w:hAnsi="Arial"/>
           <w:b w:val="0"/>
           <w:i w:val="0"/>
-          <w:color w:val="050505"/>
-          <w:sz w:val="17"/>
+          <w:color w:val="000000"/>
+          <w:sz w:val="21"/>
         </w:rPr>
         <w:t>Mathematics Methods, Specialist Mathematics, Chemistry, Physics and Engineering Studies.</w:t>
       </w:r>
@@ -304,32 +395,43 @@
     <w:p>
       <w:pPr>
         <w:pStyle w:val="SectionHeading"/>
+        <w:keepNext/>
+        <w:widowControl/>
         <w:pBdr>
           <w:bottom w:val="single" w:sz="6" w:space="3" w:color="D9D9D9"/>
         </w:pBdr>
+        <w:spacing w:before="440" w:after="320" w:lineRule="auto" w:line="240"/>
       </w:pPr>
       <w:r>
+        <w:rPr>
+          <w:rFonts w:ascii="Arial" w:hAnsi="Arial"/>
+          <w:b/>
+          <w:color w:val="000000"/>
+          <w:sz w:val="20"/>
+        </w:rPr>
         <w:t>SKILLS</w:t>
       </w:r>
     </w:p>
     <w:p>
       <w:pPr>
-        <w:spacing w:after="0" w:line="276" w:lineRule="auto"/>
+        <w:keepNext w:val="0"/>
+        <w:widowControl/>
+        <w:spacing w:after="0" w:line="300" w:lineRule="auto" w:before="0"/>
       </w:pPr>
       <w:r>
         <w:rPr>
           <w:rFonts w:ascii="Arial" w:hAnsi="Arial"/>
           <w:b w:val="0"/>
           <w:i w:val="0"/>
-          <w:color w:val="050505"/>
-          <w:sz w:val="17"/>
+          <w:color w:val="000000"/>
+          <w:sz w:val="21"/>
         </w:rPr>
         <w:t>Communication &amp; customer service  •  Problem solving  •  Technical proficiency  •  Adaptability &amp; teamwork  •  Time management  •  Reliability  •  Attention to detail</w:t>
       </w:r>
     </w:p>
     <w:sectPr>
       <w:pgSz w:w="11906" w:h="16838"/>
-      <w:pgMar w:top="822" w:right="935" w:bottom="765" w:left="935" w:header="397" w:footer="397" w:gutter="0"/>
+      <w:pgMar w:top="893" w:right="979" w:bottom="893" w:left="979" w:header="397" w:footer="397" w:gutter="0"/>
       <w:cols w:space="720"/>
       <w:docGrid w:linePitch="360"/>
     </w:sectPr>

--- a/Jaraad-Ramsey-Resume-2026.docx
+++ b/Jaraad-Ramsey-Resume-2026.docx
@@ -6,7 +6,7 @@
       <w:pPr>
         <w:keepNext/>
         <w:widowControl/>
-        <w:spacing w:after="260" w:before="0" w:lineRule="auto" w:line="240"/>
+        <w:spacing w:after="200" w:before="0" w:lineRule="auto" w:line="240"/>
       </w:pPr>
       <w:r>
         <w:rPr>
@@ -23,7 +23,7 @@
       <w:pPr>
         <w:keepNext/>
         <w:widowControl/>
-        <w:spacing w:after="580" w:before="0" w:lineRule="auto" w:line="240"/>
+        <w:spacing w:after="460" w:before="0" w:lineRule="auto" w:line="240"/>
       </w:pPr>
       <w:r>
         <w:rPr>
@@ -40,7 +40,7 @@
       <w:pPr>
         <w:keepNext w:val="0"/>
         <w:widowControl/>
-        <w:spacing w:after="500" w:line="307" w:lineRule="auto" w:before="0"/>
+        <w:spacing w:after="400" w:line="307" w:lineRule="auto" w:before="0"/>
       </w:pPr>
       <w:r>
         <w:rPr>
@@ -61,7 +61,7 @@
         <w:pBdr>
           <w:bottom w:val="single" w:sz="6" w:space="3" w:color="D9D9D9"/>
         </w:pBdr>
-        <w:spacing w:before="440" w:after="320" w:lineRule="auto" w:line="240"/>
+        <w:spacing w:before="360" w:after="240" w:lineRule="auto" w:line="240"/>
       </w:pPr>
       <w:r>
         <w:rPr>
@@ -77,7 +77,7 @@
       <w:pPr>
         <w:keepNext/>
         <w:widowControl/>
-        <w:spacing w:after="180" w:before="0" w:lineRule="auto" w:line="240"/>
+        <w:spacing w:after="140" w:before="0" w:lineRule="auto" w:line="240"/>
       </w:pPr>
       <w:r>
         <w:rPr>
@@ -94,7 +94,7 @@
       <w:pPr>
         <w:keepNext/>
         <w:widowControl/>
-        <w:spacing w:after="320" w:before="0" w:lineRule="auto" w:line="240"/>
+        <w:spacing w:after="260" w:before="0" w:lineRule="auto" w:line="240"/>
       </w:pPr>
       <w:r>
         <w:rPr>
@@ -112,7 +112,7 @@
         <w:pStyle w:val="ResumeBullet"/>
         <w:keepNext w:val="0"/>
         <w:widowControl/>
-        <w:spacing w:before="0" w:after="270" w:lineRule="auto" w:line="288"/>
+        <w:spacing w:before="0" w:after="220" w:lineRule="auto" w:line="288"/>
       </w:pPr>
       <w:r>
         <w:rPr>
@@ -128,7 +128,7 @@
         <w:pStyle w:val="ResumeBullet"/>
         <w:keepNext w:val="0"/>
         <w:widowControl/>
-        <w:spacing w:before="0" w:after="270" w:lineRule="auto" w:line="288"/>
+        <w:spacing w:before="0" w:after="220" w:lineRule="auto" w:line="288"/>
       </w:pPr>
       <w:r>
         <w:rPr>
@@ -144,7 +144,7 @@
         <w:pStyle w:val="ResumeBullet"/>
         <w:keepNext w:val="0"/>
         <w:widowControl/>
-        <w:spacing w:before="0" w:after="270" w:lineRule="auto" w:line="288"/>
+        <w:spacing w:before="0" w:after="220" w:lineRule="auto" w:line="288"/>
       </w:pPr>
       <w:r>
         <w:rPr>
@@ -160,7 +160,7 @@
         <w:pStyle w:val="ResumeBullet"/>
         <w:keepNext w:val="0"/>
         <w:widowControl/>
-        <w:spacing w:before="0" w:after="270" w:lineRule="auto" w:line="288"/>
+        <w:spacing w:before="0" w:after="220" w:lineRule="auto" w:line="288"/>
       </w:pPr>
       <w:r>
         <w:rPr>
@@ -176,7 +176,7 @@
         <w:pStyle w:val="ResumeBullet"/>
         <w:keepNext w:val="0"/>
         <w:widowControl/>
-        <w:spacing w:before="0" w:after="270" w:lineRule="auto" w:line="288"/>
+        <w:spacing w:before="0" w:after="220" w:lineRule="auto" w:line="288"/>
       </w:pPr>
       <w:r>
         <w:rPr>
@@ -191,7 +191,7 @@
       <w:pPr>
         <w:keepNext/>
         <w:widowControl/>
-        <w:spacing w:before="360" w:after="180" w:lineRule="auto" w:line="240"/>
+        <w:spacing w:before="300" w:after="140" w:lineRule="auto" w:line="240"/>
       </w:pPr>
       <w:r>
         <w:rPr>
@@ -209,7 +209,7 @@
         <w:pStyle w:val="ResumeBullet"/>
         <w:keepNext w:val="0"/>
         <w:widowControl/>
-        <w:spacing w:before="0" w:after="270" w:lineRule="auto" w:line="288"/>
+        <w:spacing w:before="0" w:after="220" w:lineRule="auto" w:line="288"/>
       </w:pPr>
       <w:r>
         <w:rPr>
@@ -225,7 +225,7 @@
         <w:pStyle w:val="ResumeBullet"/>
         <w:keepNext w:val="0"/>
         <w:widowControl/>
-        <w:spacing w:before="0" w:after="270" w:lineRule="auto" w:line="288"/>
+        <w:spacing w:before="0" w:after="220" w:lineRule="auto" w:line="288"/>
       </w:pPr>
       <w:r>
         <w:rPr>
@@ -244,7 +244,7 @@
         <w:pBdr>
           <w:bottom w:val="single" w:sz="6" w:space="3" w:color="D9D9D9"/>
         </w:pBdr>
-        <w:spacing w:before="440" w:after="320" w:lineRule="auto" w:line="240"/>
+        <w:spacing w:before="360" w:after="240" w:lineRule="auto" w:line="240"/>
       </w:pPr>
       <w:r>
         <w:rPr>
@@ -260,7 +260,7 @@
       <w:pPr>
         <w:keepNext/>
         <w:widowControl/>
-        <w:spacing w:after="180" w:before="0" w:lineRule="auto" w:line="240"/>
+        <w:spacing w:after="140" w:before="0" w:lineRule="auto" w:line="240"/>
       </w:pPr>
       <w:r>
         <w:rPr>
@@ -277,7 +277,7 @@
       <w:pPr>
         <w:keepNext/>
         <w:widowControl/>
-        <w:spacing w:after="320" w:before="0" w:lineRule="auto" w:line="240"/>
+        <w:spacing w:after="260" w:before="0" w:lineRule="auto" w:line="240"/>
       </w:pPr>
       <w:r>
         <w:rPr>
@@ -294,7 +294,7 @@
       <w:pPr>
         <w:keepNext w:val="0"/>
         <w:widowControl/>
-        <w:spacing w:after="440" w:before="0" w:lineRule="auto" w:line="276"/>
+        <w:spacing w:after="360" w:before="0" w:lineRule="auto" w:line="276"/>
       </w:pPr>
       <w:r>
         <w:rPr>
@@ -311,7 +311,7 @@
       <w:pPr>
         <w:keepNext/>
         <w:widowControl/>
-        <w:spacing w:after="180" w:before="360" w:lineRule="auto" w:line="240"/>
+        <w:spacing w:after="140" w:before="300" w:lineRule="auto" w:line="240"/>
       </w:pPr>
       <w:r>
         <w:rPr>
@@ -328,7 +328,7 @@
       <w:pPr>
         <w:keepNext/>
         <w:widowControl/>
-        <w:spacing w:after="320" w:before="0" w:lineRule="auto" w:line="240"/>
+        <w:spacing w:after="260" w:before="0" w:lineRule="auto" w:line="240"/>
       </w:pPr>
       <w:r>
         <w:rPr>
@@ -345,7 +345,7 @@
       <w:pPr>
         <w:keepNext/>
         <w:widowControl/>
-        <w:spacing w:after="180" w:before="360" w:lineRule="auto" w:line="240"/>
+        <w:spacing w:after="140" w:before="300" w:lineRule="auto" w:line="240"/>
       </w:pPr>
       <w:r>
         <w:rPr>
@@ -362,7 +362,7 @@
       <w:pPr>
         <w:keepNext/>
         <w:widowControl/>
-        <w:spacing w:after="320" w:before="0" w:lineRule="auto" w:line="240"/>
+        <w:spacing w:after="260" w:before="0" w:lineRule="auto" w:line="240"/>
       </w:pPr>
       <w:r>
         <w:rPr>
@@ -379,7 +379,7 @@
       <w:pPr>
         <w:keepNext w:val="0"/>
         <w:widowControl/>
-        <w:spacing w:after="460" w:before="0" w:lineRule="auto" w:line="276"/>
+        <w:spacing w:after="380" w:before="0" w:lineRule="auto" w:line="276"/>
       </w:pPr>
       <w:r>
         <w:rPr>
@@ -400,7 +400,7 @@
         <w:pBdr>
           <w:bottom w:val="single" w:sz="6" w:space="3" w:color="D9D9D9"/>
         </w:pBdr>
-        <w:spacing w:before="440" w:after="320" w:lineRule="auto" w:line="240"/>
+        <w:spacing w:before="360" w:after="240" w:lineRule="auto" w:line="240"/>
       </w:pPr>
       <w:r>
         <w:rPr>
@@ -427,6 +427,92 @@
           <w:sz w:val="21"/>
         </w:rPr>
         <w:t>Communication &amp; customer service  •  Problem solving  •  Technical proficiency  •  Adaptability &amp; teamwork  •  Time management  •  Reliability  •  Attention to detail</w:t>
+      </w:r>
+    </w:p>
+    <w:p>
+      <w:pPr>
+        <w:pStyle w:val="SectionHeading"/>
+        <w:keepNext/>
+        <w:widowControl/>
+        <w:spacing w:before="280" w:after="160" w:lineRule="auto" w:line="240"/>
+        <w:pBdr>
+          <w:bottom w:val="single" w:sz="6" w:space="3" w:color="D9D9D9"/>
+        </w:pBdr>
+      </w:pPr>
+      <w:r>
+        <w:rPr>
+          <w:rFonts w:ascii="Arial" w:hAnsi="Arial"/>
+          <w:b/>
+          <w:color w:val="000000"/>
+          <w:sz w:val="20"/>
+        </w:rPr>
+        <w:t>REFERENCES</w:t>
+      </w:r>
+    </w:p>
+    <w:p>
+      <w:pPr>
+        <w:widowControl/>
+        <w:spacing w:before="0" w:after="80" w:lineRule="auto" w:line="240"/>
+      </w:pPr>
+      <w:r>
+        <w:rPr>
+          <w:rFonts w:ascii="Arial" w:hAnsi="Arial"/>
+          <w:b/>
+          <w:color w:val="000000"/>
+          <w:sz w:val="21"/>
+        </w:rPr>
+        <w:t>Fabricius Santos</w:t>
+      </w:r>
+      <w:r>
+        <w:rPr>
+          <w:rFonts w:ascii="Arial" w:hAnsi="Arial"/>
+          <w:b w:val="0"/>
+          <w:color w:val="555555"/>
+          <w:sz w:val="21"/>
+        </w:rPr>
+        <w:t xml:space="preserve">  |  </w:t>
+      </w:r>
+      <w:r>
+        <w:rPr>
+          <w:rFonts w:ascii="Arial" w:hAnsi="Arial"/>
+          <w:b w:val="0"/>
+          <w:color w:val="555555"/>
+          <w:sz w:val="21"/>
+        </w:rPr>
+        <w:t>+61 475 084 147</w:t>
+      </w:r>
+    </w:p>
+    <w:p>
+      <w:pPr>
+        <w:widowControl/>
+        <w:spacing w:before="0" w:after="0" w:lineRule="auto" w:line="240"/>
+      </w:pPr>
+      <w:r>
+        <w:rPr>
+          <w:rFonts w:ascii="Arial" w:hAnsi="Arial"/>
+          <w:b/>
+          <w:color w:val="000000"/>
+          <w:sz w:val="21"/>
+        </w:rPr>
+        <w:t>Enuh Suhamit</w:t>
+      </w:r>
+      <w:r>
+        <w:rPr>
+          <w:rFonts w:ascii="Arial" w:hAnsi="Arial"/>
+          <w:b w:val="0"/>
+          <w:color w:val="555555"/>
+          <w:sz w:val="21"/>
+        </w:rPr>
+        <w:t xml:space="preserve">  |  </w:t>
+      </w:r>
+      <w:r>
+        <w:rPr>
+          <w:rFonts w:ascii="Arial" w:hAnsi="Arial"/>
+          <w:b w:val="0"/>
+          <w:color w:val="555555"/>
+          <w:sz w:val="21"/>
+        </w:rPr>
+        <w:t>+86 185 7670 0208</w:t>
       </w:r>
     </w:p>
     <w:sectPr>

--- a/Jaraad-Ramsey-Resume-2026.docx
+++ b/Jaraad-Ramsey-Resume-2026.docx
@@ -476,6 +476,24 @@
         <w:rPr>
           <w:rFonts w:ascii="Arial" w:hAnsi="Arial"/>
           <w:b w:val="0"/>
+          <w:color w:val="000000"/>
+          <w:sz w:val="21"/>
+        </w:rPr>
+        <w:t>Expro Workshop Supervisor</w:t>
+      </w:r>
+      <w:r>
+        <w:rPr>
+          <w:rFonts w:ascii="Arial" w:hAnsi="Arial"/>
+          <w:b w:val="0"/>
+          <w:color w:val="555555"/>
+          <w:sz w:val="21"/>
+        </w:rPr>
+        <w:t xml:space="preserve">  |  </w:t>
+      </w:r>
+      <w:r>
+        <w:rPr>
+          <w:rFonts w:ascii="Arial" w:hAnsi="Arial"/>
+          <w:b w:val="0"/>
           <w:color w:val="555555"/>
           <w:sz w:val="21"/>
         </w:rPr>
@@ -509,10 +527,28 @@
         <w:rPr>
           <w:rFonts w:ascii="Arial" w:hAnsi="Arial"/>
           <w:b w:val="0"/>
+          <w:color w:val="000000"/>
+          <w:sz w:val="21"/>
+        </w:rPr>
+        <w:t>Expro Subsea Supervisor</w:t>
+      </w:r>
+      <w:r>
+        <w:rPr>
+          <w:rFonts w:ascii="Arial" w:hAnsi="Arial"/>
+          <w:b w:val="0"/>
           <w:color w:val="555555"/>
           <w:sz w:val="21"/>
         </w:rPr>
-        <w:t>+86 185 7670 0208</w:t>
+        <w:t xml:space="preserve">  |  </w:t>
+      </w:r>
+      <w:r>
+        <w:rPr>
+          <w:rFonts w:ascii="Arial" w:hAnsi="Arial"/>
+          <w:b w:val="0"/>
+          <w:color w:val="555555"/>
+          <w:sz w:val="21"/>
+        </w:rPr>
+        <w:t>+61 405 729 065</w:t>
       </w:r>
     </w:p>
     <w:sectPr>
